--- a/Manuels/Manuel_Interpolation_module.docx
+++ b/Manuels/Manuel_Interpolation_module.docx
@@ -9,6 +9,7 @@
           <w:lang w:val="en-US"/>
         </w:rPr>
       </w:pPr>
+      <w:proofErr w:type="spellStart"/>
       <w:r>
         <w:rPr>
           <w:sz w:val="32"/>
@@ -17,6 +18,7 @@
         </w:rPr>
         <w:t>EEGpal</w:t>
       </w:r>
+      <w:proofErr w:type="spellEnd"/>
       <w:r>
         <w:rPr>
           <w:lang w:val="en-US"/>
@@ -73,14 +75,7 @@
           <w:rFonts w:ascii="Calibri" w:hAnsi="Calibri" w:cs="Calibri"/>
           <w:lang w:val="en-US"/>
         </w:rPr>
-        <w:t>0</w:t>
-      </w:r>
-      <w:r>
-        <w:rPr>
-          <w:rFonts w:ascii="Calibri" w:hAnsi="Calibri" w:cs="Calibri"/>
-          <w:lang w:val="en-US"/>
-        </w:rPr>
-        <w:t>1</w:t>
+        <w:t>14</w:t>
       </w:r>
       <w:r>
         <w:rPr>
@@ -94,7 +89,7 @@
           <w:rFonts w:ascii="Calibri" w:hAnsi="Calibri" w:cs="Calibri"/>
           <w:lang w:val="en-US"/>
         </w:rPr>
-        <w:t>20</w:t>
+        <w:t>15</w:t>
       </w:r>
       <w:r>
         <w:rPr>
@@ -108,7 +103,7 @@
           <w:rFonts w:ascii="Calibri" w:hAnsi="Calibri" w:cs="Calibri"/>
           <w:lang w:val="en-US"/>
         </w:rPr>
-        <w:t>11</w:t>
+        <w:t>06</w:t>
       </w:r>
       <w:r>
         <w:rPr>
@@ -122,7 +117,7 @@
           <w:rFonts w:ascii="Calibri" w:hAnsi="Calibri" w:cs="Calibri"/>
           <w:lang w:val="en-US"/>
         </w:rPr>
-        <w:t>5</w:t>
+        <w:t>6</w:t>
       </w:r>
     </w:p>
     <w:p>
@@ -346,7 +341,23 @@
           <w:lang w:val="en-US"/>
         </w:rPr>
         <w:lastRenderedPageBreak/>
-        <w:t xml:space="preserve">the electrode to be interpolated for each file. As a general rule, try to avoid interpolating more than 10% per file. </w:t>
+        <w:t xml:space="preserve">the electrode to be interpolated for each file. </w:t>
+      </w:r>
+      <w:proofErr w:type="gramStart"/>
+      <w:r>
+        <w:rPr>
+          <w:rFonts w:ascii="Calibri" w:hAnsi="Calibri" w:cs="Calibri"/>
+          <w:lang w:val="en-US"/>
+        </w:rPr>
+        <w:t>As a general rule</w:t>
+      </w:r>
+      <w:proofErr w:type="gramEnd"/>
+      <w:r>
+        <w:rPr>
+          <w:rFonts w:ascii="Calibri" w:hAnsi="Calibri" w:cs="Calibri"/>
+          <w:lang w:val="en-US"/>
+        </w:rPr>
+        <w:t xml:space="preserve">, try to avoid interpolating more than 10% per file. </w:t>
       </w:r>
     </w:p>
     <w:p>
@@ -366,7 +377,23 @@
           <w:rFonts w:ascii="Calibri" w:hAnsi="Calibri" w:cs="Calibri"/>
           <w:lang w:val="en-US"/>
         </w:rPr>
-        <w:t>Save the table as ‘.csv’ or ‘.xlsx’ file. It would be much easier to work on it in Excel</w:t>
+        <w:t xml:space="preserve">Save the table </w:t>
+      </w:r>
+      <w:proofErr w:type="gramStart"/>
+      <w:r>
+        <w:rPr>
+          <w:rFonts w:ascii="Calibri" w:hAnsi="Calibri" w:cs="Calibri"/>
+          <w:lang w:val="en-US"/>
+        </w:rPr>
+        <w:t>as ‘.</w:t>
+      </w:r>
+      <w:proofErr w:type="gramEnd"/>
+      <w:r>
+        <w:rPr>
+          <w:rFonts w:ascii="Calibri" w:hAnsi="Calibri" w:cs="Calibri"/>
+          <w:lang w:val="en-US"/>
+        </w:rPr>
+        <w:t>csv’ or ‘.xlsx’ file. It would be much easier to work on it in Excel</w:t>
       </w:r>
     </w:p>
     <w:p>
@@ -386,7 +413,23 @@
           <w:rFonts w:ascii="Calibri" w:hAnsi="Calibri" w:cs="Calibri"/>
           <w:lang w:val="en-US"/>
         </w:rPr>
-        <w:t>Upload the ‘.csv’ or ‘.xlsx’ after filling it</w:t>
+        <w:t xml:space="preserve">Upload </w:t>
+      </w:r>
+      <w:proofErr w:type="gramStart"/>
+      <w:r>
+        <w:rPr>
+          <w:rFonts w:ascii="Calibri" w:hAnsi="Calibri" w:cs="Calibri"/>
+          <w:lang w:val="en-US"/>
+        </w:rPr>
+        <w:t>the ‘.</w:t>
+      </w:r>
+      <w:proofErr w:type="gramEnd"/>
+      <w:r>
+        <w:rPr>
+          <w:rFonts w:ascii="Calibri" w:hAnsi="Calibri" w:cs="Calibri"/>
+          <w:lang w:val="en-US"/>
+        </w:rPr>
+        <w:t>csv’ or ‘.xlsx’ after filling it</w:t>
       </w:r>
     </w:p>
     <w:p>
@@ -442,7 +485,23 @@
           <w:rFonts w:ascii="Calibri" w:hAnsi="Calibri" w:cs="Calibri"/>
           <w:lang w:val="en-US"/>
         </w:rPr>
-        <w:t>Select to work only within an electrode cluster if you have defined one in the Electrode Setting panel of the main EEGpal window.</w:t>
+        <w:t xml:space="preserve">Select to work only within an electrode cluster if you have defined one in the Electrode Setting panel of the main </w:t>
+      </w:r>
+      <w:proofErr w:type="spellStart"/>
+      <w:r>
+        <w:rPr>
+          <w:rFonts w:ascii="Calibri" w:hAnsi="Calibri" w:cs="Calibri"/>
+          <w:lang w:val="en-US"/>
+        </w:rPr>
+        <w:t>EEGpal</w:t>
+      </w:r>
+      <w:proofErr w:type="spellEnd"/>
+      <w:r>
+        <w:rPr>
+          <w:rFonts w:ascii="Calibri" w:hAnsi="Calibri" w:cs="Calibri"/>
+          <w:lang w:val="en-US"/>
+        </w:rPr>
+        <w:t xml:space="preserve"> window.</w:t>
       </w:r>
     </w:p>
     <w:p>
@@ -486,7 +545,23 @@
           <w:rFonts w:ascii="Calibri" w:hAnsi="Calibri" w:cs="Calibri"/>
           <w:lang w:val="en-US"/>
         </w:rPr>
-        <w:t xml:space="preserve"> module from EEGpal before to open the </w:t>
+        <w:t xml:space="preserve"> module from </w:t>
+      </w:r>
+      <w:proofErr w:type="spellStart"/>
+      <w:r>
+        <w:rPr>
+          <w:rFonts w:ascii="Calibri" w:hAnsi="Calibri" w:cs="Calibri"/>
+          <w:lang w:val="en-US"/>
+        </w:rPr>
+        <w:t>EEGpal</w:t>
+      </w:r>
+      <w:proofErr w:type="spellEnd"/>
+      <w:r>
+        <w:rPr>
+          <w:rFonts w:ascii="Calibri" w:hAnsi="Calibri" w:cs="Calibri"/>
+          <w:lang w:val="en-US"/>
+        </w:rPr>
+        <w:t xml:space="preserve"> before to open the </w:t>
       </w:r>
       <w:r>
         <w:rPr>
@@ -546,7 +621,23 @@
           <w:rFonts w:ascii="Calibri" w:hAnsi="Calibri" w:cs="Calibri"/>
           <w:lang w:val="en-US"/>
         </w:rPr>
-        <w:t>It will automatically fill the interpolation table (Panel A) with the bridged channel. You can activate or deactivate this feature if you want to remove these channels from the interpolation table.</w:t>
+        <w:t xml:space="preserve">It will automatically fill the interpolation table (Panel A) with the </w:t>
+      </w:r>
+      <w:proofErr w:type="gramStart"/>
+      <w:r>
+        <w:rPr>
+          <w:rFonts w:ascii="Calibri" w:hAnsi="Calibri" w:cs="Calibri"/>
+          <w:lang w:val="en-US"/>
+        </w:rPr>
+        <w:t>bridged</w:t>
+      </w:r>
+      <w:proofErr w:type="gramEnd"/>
+      <w:r>
+        <w:rPr>
+          <w:rFonts w:ascii="Calibri" w:hAnsi="Calibri" w:cs="Calibri"/>
+          <w:lang w:val="en-US"/>
+        </w:rPr>
+        <w:t xml:space="preserve"> channel. You can activate or deactivate this feature if you want to remove these channels from the interpolation table.</w:t>
       </w:r>
       <w:r>
         <w:rPr>
@@ -573,7 +664,23 @@
           <w:rFonts w:ascii="Calibri" w:hAnsi="Calibri" w:cs="Calibri"/>
           <w:lang w:val="en-US"/>
         </w:rPr>
-        <w:t>Enable or disable the suggestion of bad electrodes made by CleanRawData.</w:t>
+        <w:t xml:space="preserve">Enable or disable the suggestion of bad electrodes made by </w:t>
+      </w:r>
+      <w:proofErr w:type="spellStart"/>
+      <w:r>
+        <w:rPr>
+          <w:rFonts w:ascii="Calibri" w:hAnsi="Calibri" w:cs="Calibri"/>
+          <w:lang w:val="en-US"/>
+        </w:rPr>
+        <w:t>CleanRawData</w:t>
+      </w:r>
+      <w:proofErr w:type="spellEnd"/>
+      <w:r>
+        <w:rPr>
+          <w:rFonts w:ascii="Calibri" w:hAnsi="Calibri" w:cs="Calibri"/>
+          <w:lang w:val="en-US"/>
+        </w:rPr>
+        <w:t>.</w:t>
       </w:r>
       <w:r>
         <w:rPr>
@@ -603,7 +710,23 @@
           <w:rFonts w:ascii="Calibri" w:hAnsi="Calibri" w:cs="Calibri"/>
           <w:lang w:val="en-US"/>
         </w:rPr>
-        <w:t xml:space="preserve"> option in the Clean Rawdata panel of the </w:t>
+        <w:t xml:space="preserve"> option in the Clean </w:t>
+      </w:r>
+      <w:proofErr w:type="spellStart"/>
+      <w:r>
+        <w:rPr>
+          <w:rFonts w:ascii="Calibri" w:hAnsi="Calibri" w:cs="Calibri"/>
+          <w:lang w:val="en-US"/>
+        </w:rPr>
+        <w:t>Rawdata</w:t>
+      </w:r>
+      <w:proofErr w:type="spellEnd"/>
+      <w:r>
+        <w:rPr>
+          <w:rFonts w:ascii="Calibri" w:hAnsi="Calibri" w:cs="Calibri"/>
+          <w:lang w:val="en-US"/>
+        </w:rPr>
+        <w:t xml:space="preserve"> panel of the </w:t>
       </w:r>
       <w:r>
         <w:rPr>
@@ -635,12 +758,21 @@
         </w:rPr>
         <w:t xml:space="preserve">Note from the </w:t>
       </w:r>
-      <w:r>
-        <w:rPr>
-          <w:rFonts w:ascii="Calibri" w:hAnsi="Calibri" w:cs="Calibri"/>
-          <w:lang w:val="en-US"/>
-        </w:rPr>
-        <w:t xml:space="preserve">EEGpal </w:t>
+      <w:proofErr w:type="spellStart"/>
+      <w:r>
+        <w:rPr>
+          <w:rFonts w:ascii="Calibri" w:hAnsi="Calibri" w:cs="Calibri"/>
+          <w:lang w:val="en-US"/>
+        </w:rPr>
+        <w:t>EEGpal</w:t>
+      </w:r>
+      <w:proofErr w:type="spellEnd"/>
+      <w:r>
+        <w:rPr>
+          <w:rFonts w:ascii="Calibri" w:hAnsi="Calibri" w:cs="Calibri"/>
+          <w:lang w:val="en-US"/>
+        </w:rPr>
+        <w:t xml:space="preserve"> </w:t>
       </w:r>
       <w:r>
         <w:rPr>
@@ -708,7 +840,70 @@
           <w:rFonts w:ascii="Calibri" w:hAnsi="Calibri" w:cs="Calibri"/>
           <w:lang w:val="en-US"/>
         </w:rPr>
-        <w:t>Here, you can choose from two interpolation algorithms</w:t>
+        <w:t xml:space="preserve">Here, you can choose </w:t>
+      </w:r>
+      <w:r>
+        <w:rPr>
+          <w:rFonts w:ascii="Calibri" w:hAnsi="Calibri" w:cs="Calibri"/>
+          <w:lang w:val="en-US"/>
+        </w:rPr>
+        <w:t xml:space="preserve">between two implementations of the </w:t>
+      </w:r>
+      <w:r>
+        <w:rPr>
+          <w:rFonts w:ascii="Calibri" w:hAnsi="Calibri" w:cs="Calibri"/>
+          <w:lang w:val="en-US"/>
+        </w:rPr>
+        <w:t xml:space="preserve">spherical spline interpolation </w:t>
+      </w:r>
+      <w:r>
+        <w:rPr>
+          <w:rFonts w:ascii="Calibri" w:hAnsi="Calibri" w:cs="Calibri"/>
+          <w:lang w:val="en-US"/>
+        </w:rPr>
+        <w:t xml:space="preserve">method </w:t>
+      </w:r>
+      <w:r>
+        <w:rPr>
+          <w:rFonts w:ascii="Calibri" w:hAnsi="Calibri" w:cs="Calibri"/>
+          <w:lang w:val="en-US"/>
+        </w:rPr>
+        <w:t>based on</w:t>
+      </w:r>
+      <w:r>
+        <w:rPr>
+          <w:rFonts w:ascii="Calibri" w:hAnsi="Calibri" w:cs="Calibri"/>
+          <w:lang w:val="en-US"/>
+        </w:rPr>
+        <w:t xml:space="preserve"> </w:t>
+      </w:r>
+      <w:r>
+        <w:rPr>
+          <w:rFonts w:ascii="Calibri" w:hAnsi="Calibri" w:cs="Calibri"/>
+          <w:lang w:val="en-US"/>
+        </w:rPr>
+        <w:t>Perrin et al.</w:t>
+      </w:r>
+      <w:r>
+        <w:rPr>
+          <w:rFonts w:ascii="Calibri" w:hAnsi="Calibri" w:cs="Calibri"/>
+          <w:lang w:val="en-US"/>
+        </w:rPr>
+        <w:t xml:space="preserve"> (</w:t>
+      </w:r>
+      <w:r>
+        <w:rPr>
+          <w:rFonts w:ascii="Calibri" w:hAnsi="Calibri" w:cs="Calibri"/>
+          <w:i/>
+          <w:iCs/>
+        </w:rPr>
+        <w:t>PubMed #2464490</w:t>
+      </w:r>
+      <w:r>
+        <w:rPr>
+          <w:rFonts w:ascii="Calibri" w:hAnsi="Calibri" w:cs="Calibri"/>
+        </w:rPr>
+        <w:t>)</w:t>
       </w:r>
       <w:r>
         <w:rPr>
@@ -727,21 +922,22 @@
         </w:numPr>
         <w:rPr>
           <w:rFonts w:ascii="Calibri" w:hAnsi="Calibri" w:cs="Calibri"/>
-        </w:rPr>
-      </w:pPr>
-      <w:r>
-        <w:rPr>
-          <w:rFonts w:ascii="Calibri" w:hAnsi="Calibri" w:cs="Calibri"/>
-          <w:lang w:val="en-US"/>
-        </w:rPr>
-        <w:t xml:space="preserve">3D_Spline is the method used by the Cartool software. It is based on </w:t>
-      </w:r>
-      <w:r>
-        <w:rPr>
-          <w:rFonts w:ascii="Calibri" w:hAnsi="Calibri" w:cs="Calibri"/>
-          <w:lang w:val="en-US"/>
-        </w:rPr>
-        <w:t>the article:</w:t>
+          <w:lang w:val="en-US"/>
+        </w:rPr>
+      </w:pPr>
+      <w:r>
+        <w:rPr>
+          <w:rFonts w:ascii="Calibri" w:hAnsi="Calibri" w:cs="Calibri"/>
+          <w:lang w:val="en-US"/>
+        </w:rPr>
+        <w:t>Cohen implementation (3D_Spline)</w:t>
+      </w:r>
+      <w:r>
+        <w:rPr>
+          <w:rFonts w:ascii="Calibri" w:hAnsi="Calibri" w:cs="Calibri"/>
+          <w:lang w:val="en-US"/>
+        </w:rPr>
+        <w:t>: It</w:t>
       </w:r>
       <w:r>
         <w:rPr>
@@ -750,6 +946,21 @@
         </w:rPr>
         <w:t xml:space="preserve"> </w:t>
       </w:r>
+      <w:r>
+        <w:rPr>
+          <w:rFonts w:ascii="Calibri" w:hAnsi="Calibri" w:cs="Calibri"/>
+          <w:lang w:val="en-US"/>
+        </w:rPr>
+        <w:t>uses</w:t>
+      </w:r>
+      <w:r>
+        <w:rPr>
+          <w:rFonts w:ascii="Calibri" w:hAnsi="Calibri" w:cs="Calibri"/>
+          <w:lang w:val="en-US"/>
+        </w:rPr>
+        <w:t xml:space="preserve"> the script </w:t>
+      </w:r>
+      <w:proofErr w:type="spellStart"/>
       <w:r>
         <w:rPr>
           <w:rFonts w:ascii="Calibri" w:hAnsi="Calibri" w:cs="Calibri"/>
@@ -757,21 +968,59 @@
           <w:iCs/>
           <w:lang w:val="en-US"/>
         </w:rPr>
-        <w:t xml:space="preserve">Perrin, Pernier, Bertrand, and Echallier (1989). </w:t>
-      </w:r>
-      <w:r>
-        <w:rPr>
-          <w:rFonts w:ascii="Calibri" w:hAnsi="Calibri" w:cs="Calibri"/>
-          <w:i/>
-          <w:iCs/>
-        </w:rPr>
-        <w:t>PubMed #2464490</w:t>
-      </w:r>
-      <w:r>
-        <w:rPr>
-          <w:rFonts w:ascii="Calibri" w:hAnsi="Calibri" w:cs="Calibri"/>
-        </w:rPr>
-        <w:t>.</w:t>
+        <w:t>interpolate_perrinX.m</w:t>
+      </w:r>
+      <w:proofErr w:type="spellEnd"/>
+      <w:r>
+        <w:rPr>
+          <w:rFonts w:ascii="Calibri" w:hAnsi="Calibri" w:cs="Calibri"/>
+          <w:lang w:val="en-US"/>
+        </w:rPr>
+        <w:t xml:space="preserve"> written by Mike X Cohen</w:t>
+      </w:r>
+      <w:r>
+        <w:rPr>
+          <w:rFonts w:ascii="Calibri" w:hAnsi="Calibri" w:cs="Calibri"/>
+          <w:lang w:val="en-US"/>
+        </w:rPr>
+        <w:t xml:space="preserve">. </w:t>
+      </w:r>
+      <w:r>
+        <w:rPr>
+          <w:rFonts w:ascii="Calibri" w:hAnsi="Calibri" w:cs="Calibri"/>
+          <w:lang w:val="en-US"/>
+        </w:rPr>
+        <w:t xml:space="preserve">The parameters </w:t>
+      </w:r>
+      <w:r>
+        <w:rPr>
+          <w:rFonts w:ascii="Calibri" w:hAnsi="Calibri" w:cs="Calibri"/>
+          <w:lang w:val="en-US"/>
+        </w:rPr>
+        <w:t>are</w:t>
+      </w:r>
+      <w:r>
+        <w:rPr>
+          <w:rFonts w:ascii="Calibri" w:hAnsi="Calibri" w:cs="Calibri"/>
+          <w:lang w:val="en-US"/>
+        </w:rPr>
+        <w:t xml:space="preserve"> adjusted to produce the same results as those of the </w:t>
+      </w:r>
+      <w:proofErr w:type="spellStart"/>
+      <w:r>
+        <w:rPr>
+          <w:rFonts w:ascii="Calibri" w:hAnsi="Calibri" w:cs="Calibri"/>
+          <w:lang w:val="en-US"/>
+        </w:rPr>
+        <w:t>Cartool</w:t>
+      </w:r>
+      <w:proofErr w:type="spellEnd"/>
+      <w:r>
+        <w:rPr>
+          <w:rFonts w:ascii="Calibri" w:hAnsi="Calibri" w:cs="Calibri"/>
+          <w:lang w:val="en-US"/>
+        </w:rPr>
+        <w:t xml:space="preserve"> software.</w:t>
       </w:r>
     </w:p>
     <w:p>
@@ -798,7 +1047,53 @@
           <w:rFonts w:ascii="Calibri" w:hAnsi="Calibri" w:cs="Calibri"/>
           <w:lang w:val="en-US"/>
         </w:rPr>
-        <w:t xml:space="preserve">Spherical is the default method used by eeglab </w:t>
+        <w:t>EEGLAB implementation (Spherical)</w:t>
+      </w:r>
+      <w:r>
+        <w:rPr>
+          <w:rFonts w:ascii="Calibri" w:hAnsi="Calibri" w:cs="Calibri"/>
+          <w:lang w:val="en-US"/>
+        </w:rPr>
+        <w:t>: It</w:t>
+      </w:r>
+      <w:r>
+        <w:rPr>
+          <w:rFonts w:ascii="Calibri" w:hAnsi="Calibri" w:cs="Calibri"/>
+          <w:lang w:val="en-US"/>
+        </w:rPr>
+        <w:t xml:space="preserve"> </w:t>
+      </w:r>
+      <w:r>
+        <w:rPr>
+          <w:rFonts w:ascii="Calibri" w:hAnsi="Calibri" w:cs="Calibri"/>
+          <w:lang w:val="en-US"/>
+        </w:rPr>
+        <w:t>uses</w:t>
+      </w:r>
+      <w:r>
+        <w:rPr>
+          <w:rFonts w:ascii="Calibri" w:hAnsi="Calibri" w:cs="Calibri"/>
+          <w:lang w:val="en-US"/>
+        </w:rPr>
+        <w:t xml:space="preserve"> the </w:t>
+      </w:r>
+      <w:proofErr w:type="spellStart"/>
+      <w:r>
+        <w:rPr>
+          <w:rFonts w:ascii="Calibri" w:hAnsi="Calibri" w:cs="Calibri"/>
+          <w:i/>
+          <w:iCs/>
+          <w:lang w:val="en-US"/>
+        </w:rPr>
+        <w:t>pop_interp.m</w:t>
+      </w:r>
+      <w:proofErr w:type="spellEnd"/>
+      <w:r>
+        <w:rPr>
+          <w:rFonts w:ascii="Calibri" w:hAnsi="Calibri" w:cs="Calibri"/>
+          <w:lang w:val="en-US"/>
+        </w:rPr>
+        <w:t xml:space="preserve"> script, which was developed by Arnaud Delorme and is included in EEGLAB</w:t>
       </w:r>
     </w:p>
     <w:p>
@@ -912,7 +1207,23 @@
           <w:rFonts w:ascii="Calibri" w:hAnsi="Calibri" w:cs="Calibri"/>
           <w:lang w:val="en-US"/>
         </w:rPr>
-        <w:t xml:space="preserve"> if the input files where in subfolder). </w:t>
+        <w:t xml:space="preserve"> if the input files </w:t>
+      </w:r>
+      <w:proofErr w:type="gramStart"/>
+      <w:r>
+        <w:rPr>
+          <w:rFonts w:ascii="Calibri" w:hAnsi="Calibri" w:cs="Calibri"/>
+          <w:lang w:val="en-US"/>
+        </w:rPr>
+        <w:t>where</w:t>
+      </w:r>
+      <w:proofErr w:type="gramEnd"/>
+      <w:r>
+        <w:rPr>
+          <w:rFonts w:ascii="Calibri" w:hAnsi="Calibri" w:cs="Calibri"/>
+          <w:lang w:val="en-US"/>
+        </w:rPr>
+        <w:t xml:space="preserve"> in subfolder). </w:t>
       </w:r>
     </w:p>
     <w:p>
@@ -1123,39 +1434,8 @@
           <w:rFonts w:ascii="Calibri" w:hAnsi="Calibri" w:cs="Calibri"/>
           <w:lang w:val="en-US"/>
         </w:rPr>
-        <w:t xml:space="preserve"> closes the module without processing and without keeping the entered parameters in memory. The same effect will be achieved by closing the </w:t>
-      </w:r>
-      <w:r>
-        <w:rPr>
-          <w:rFonts w:ascii="Calibri" w:hAnsi="Calibri" w:cs="Calibri"/>
-          <w:lang w:val="en-US"/>
-        </w:rPr>
-        <w:t>Interpolation</w:t>
-      </w:r>
-      <w:r>
-        <w:rPr>
-          <w:rFonts w:ascii="Calibri" w:hAnsi="Calibri" w:cs="Calibri"/>
-          <w:lang w:val="en-US"/>
-        </w:rPr>
-        <w:t xml:space="preserve"> module window.</w:t>
-      </w:r>
-    </w:p>
-    <w:p>
-      <w:pPr>
-        <w:pStyle w:val="ListParagraph"/>
-        <w:rPr>
-          <w:rFonts w:ascii="Calibri" w:hAnsi="Calibri" w:cs="Calibri"/>
-          <w:lang w:val="en-US"/>
-        </w:rPr>
-      </w:pPr>
-    </w:p>
-    <w:p>
-      <w:pPr>
-        <w:rPr>
-          <w:rFonts w:ascii="Calibri" w:hAnsi="Calibri" w:cs="Calibri"/>
-          <w:lang w:val="en-US"/>
-        </w:rPr>
-      </w:pPr>
+        <w:t xml:space="preserve"> closes the module without processing and without keeping the entered parameters in memory. The same effect will be achieved by closing the Interpolation module window.</w:t>
+      </w:r>
       <w:r>
         <w:rPr>
           <w:rFonts w:ascii="Calibri" w:hAnsi="Calibri" w:cs="Calibri"/>
@@ -1253,7 +1533,39 @@
           <w:rFonts w:ascii="Calibri" w:hAnsi="Calibri" w:cs="Calibri"/>
           <w:lang w:val="en-US"/>
         </w:rPr>
-        <w:t>The best method is to perform a visual inspection. Here, I will explain how I perform this step, but I don’t claim that it is the best way. We will use Cartool software to visualise our data (</w:t>
+        <w:t xml:space="preserve">The best method is to perform a visual inspection. Here, I will explain how I perform this step, but I don’t claim that it is the best way. We will use </w:t>
+      </w:r>
+      <w:proofErr w:type="spellStart"/>
+      <w:r>
+        <w:rPr>
+          <w:rFonts w:ascii="Calibri" w:hAnsi="Calibri" w:cs="Calibri"/>
+          <w:lang w:val="en-US"/>
+        </w:rPr>
+        <w:t>Cartool</w:t>
+      </w:r>
+      <w:proofErr w:type="spellEnd"/>
+      <w:r>
+        <w:rPr>
+          <w:rFonts w:ascii="Calibri" w:hAnsi="Calibri" w:cs="Calibri"/>
+          <w:lang w:val="en-US"/>
+        </w:rPr>
+        <w:t xml:space="preserve"> software to </w:t>
+      </w:r>
+      <w:proofErr w:type="spellStart"/>
+      <w:r>
+        <w:rPr>
+          <w:rFonts w:ascii="Calibri" w:hAnsi="Calibri" w:cs="Calibri"/>
+          <w:lang w:val="en-US"/>
+        </w:rPr>
+        <w:t>visualise</w:t>
+      </w:r>
+      <w:proofErr w:type="spellEnd"/>
+      <w:r>
+        <w:rPr>
+          <w:rFonts w:ascii="Calibri" w:hAnsi="Calibri" w:cs="Calibri"/>
+          <w:lang w:val="en-US"/>
+        </w:rPr>
+        <w:t xml:space="preserve"> our data (</w:t>
       </w:r>
       <w:hyperlink r:id="rId9" w:history="1">
         <w:r>
@@ -1429,7 +1741,21 @@
         <w:rPr>
           <w:lang w:val="en-US"/>
         </w:rPr>
-        <w:t>This file will help you decide which channels to interpolate. Leave it at 0 to keep a channel, or put 1 when you want to interpolate it. To perform an automatic calculation of the percentage of channel rejection, enter the following formula into cell C2:</w:t>
+        <w:t xml:space="preserve">This file will help you decide which channels to interpolate. Leave it at 0 to keep a </w:t>
+      </w:r>
+      <w:proofErr w:type="gramStart"/>
+      <w:r>
+        <w:rPr>
+          <w:lang w:val="en-US"/>
+        </w:rPr>
+        <w:t>channel, or</w:t>
+      </w:r>
+      <w:proofErr w:type="gramEnd"/>
+      <w:r>
+        <w:rPr>
+          <w:lang w:val="en-US"/>
+        </w:rPr>
+        <w:t xml:space="preserve"> put 1 when you want to interpolate it. To perform an automatic calculation of the percentage of channel rejection, enter the following formula into cell C2:</w:t>
       </w:r>
       <w:r>
         <w:rPr>
@@ -1442,13 +1768,53 @@
           <w:rFonts w:ascii="Courier New" w:hAnsi="Courier New" w:cs="Courier New"/>
           <w:lang w:val="en-US"/>
         </w:rPr>
-        <w:t>=(SUM(D2:BO2)/COUNT(D2:BO2))*100</w:t>
-      </w:r>
+        <w:t>=(</w:t>
+      </w:r>
+      <w:proofErr w:type="gramStart"/>
       <w:r>
         <w:rPr>
           <w:rFonts w:ascii="Courier New" w:hAnsi="Courier New" w:cs="Courier New"/>
           <w:lang w:val="en-US"/>
         </w:rPr>
+        <w:t>SUM(</w:t>
+      </w:r>
+      <w:proofErr w:type="gramEnd"/>
+      <w:r>
+        <w:rPr>
+          <w:rFonts w:ascii="Courier New" w:hAnsi="Courier New" w:cs="Courier New"/>
+          <w:lang w:val="en-US"/>
+        </w:rPr>
+        <w:t>D2:BO2)/</w:t>
+      </w:r>
+      <w:proofErr w:type="gramStart"/>
+      <w:r>
+        <w:rPr>
+          <w:rFonts w:ascii="Courier New" w:hAnsi="Courier New" w:cs="Courier New"/>
+          <w:lang w:val="en-US"/>
+        </w:rPr>
+        <w:t>COUNT(</w:t>
+      </w:r>
+      <w:proofErr w:type="gramEnd"/>
+      <w:r>
+        <w:rPr>
+          <w:rFonts w:ascii="Courier New" w:hAnsi="Courier New" w:cs="Courier New"/>
+          <w:lang w:val="en-US"/>
+        </w:rPr>
+        <w:t>D2:BO2</w:t>
+      </w:r>
+      <w:proofErr w:type="gramStart"/>
+      <w:r>
+        <w:rPr>
+          <w:rFonts w:ascii="Courier New" w:hAnsi="Courier New" w:cs="Courier New"/>
+          <w:lang w:val="en-US"/>
+        </w:rPr>
+        <w:t>))*100</w:t>
+      </w:r>
+      <w:r>
+        <w:rPr>
+          <w:rFonts w:ascii="Courier New" w:hAnsi="Courier New" w:cs="Courier New"/>
+          <w:lang w:val="en-US"/>
+        </w:rPr>
         <w:t xml:space="preserve"> </w:t>
       </w:r>
       <w:r>
@@ -1456,7 +1822,15 @@
           <w:rFonts w:ascii="Courier New" w:hAnsi="Courier New" w:cs="Courier New"/>
           <w:lang w:val="en-US"/>
         </w:rPr>
-        <w:t xml:space="preserve">; </w:t>
+        <w:t>;</w:t>
+      </w:r>
+      <w:proofErr w:type="gramEnd"/>
+      <w:r>
+        <w:rPr>
+          <w:rFonts w:ascii="Courier New" w:hAnsi="Courier New" w:cs="Courier New"/>
+          <w:lang w:val="en-US"/>
+        </w:rPr>
+        <w:t xml:space="preserve"> </w:t>
       </w:r>
       <w:r>
         <w:rPr>
@@ -1616,7 +1990,49 @@
         <w:rPr>
           <w:lang w:val="en-US"/>
         </w:rPr>
-        <w:t>To make things easier, we are going to temporarily perform Epoching to create ERP files from the current file. Please refer to the Epoching module manual to learn how to generate averaged files per trigger.</w:t>
+        <w:t xml:space="preserve">To make things easier, we are going to temporarily perform </w:t>
+      </w:r>
+      <w:proofErr w:type="spellStart"/>
+      <w:r>
+        <w:rPr>
+          <w:lang w:val="en-US"/>
+        </w:rPr>
+        <w:t>Epoching</w:t>
+      </w:r>
+      <w:proofErr w:type="spellEnd"/>
+      <w:r>
+        <w:rPr>
+          <w:lang w:val="en-US"/>
+        </w:rPr>
+        <w:t xml:space="preserve"> to create ERP files from the current file. Please refer to the </w:t>
+      </w:r>
+      <w:proofErr w:type="spellStart"/>
+      <w:r>
+        <w:rPr>
+          <w:lang w:val="en-US"/>
+        </w:rPr>
+        <w:t>Epoching</w:t>
+      </w:r>
+      <w:proofErr w:type="spellEnd"/>
+      <w:r>
+        <w:rPr>
+          <w:lang w:val="en-US"/>
+        </w:rPr>
+        <w:t xml:space="preserve"> module manual to learn how to generate </w:t>
+      </w:r>
+      <w:proofErr w:type="gramStart"/>
+      <w:r>
+        <w:rPr>
+          <w:lang w:val="en-US"/>
+        </w:rPr>
+        <w:t>averaged</w:t>
+      </w:r>
+      <w:proofErr w:type="gramEnd"/>
+      <w:r>
+        <w:rPr>
+          <w:lang w:val="en-US"/>
+        </w:rPr>
+        <w:t xml:space="preserve"> files per trigger.</w:t>
       </w:r>
     </w:p>
     <w:p>
@@ -1667,8 +2083,16 @@
         <w:rPr>
           <w:lang w:val="en-US"/>
         </w:rPr>
-        <w:t>Open Cartool</w:t>
-      </w:r>
+        <w:t xml:space="preserve">Open </w:t>
+      </w:r>
+      <w:proofErr w:type="spellStart"/>
+      <w:r>
+        <w:rPr>
+          <w:lang w:val="en-US"/>
+        </w:rPr>
+        <w:t>Cartool</w:t>
+      </w:r>
+      <w:proofErr w:type="spellEnd"/>
     </w:p>
     <w:p>
       <w:pPr>
@@ -1687,14 +2111,54 @@
           <w:lang w:val="en-US"/>
         </w:rPr>
         <w:lastRenderedPageBreak/>
-        <w:t xml:space="preserve">Create a link any file (.lm) and drap_and_drop </w:t>
-      </w:r>
+        <w:t xml:space="preserve">Create a link any file </w:t>
+      </w:r>
+      <w:proofErr w:type="gramStart"/>
+      <w:r>
+        <w:rPr>
+          <w:lang w:val="en-US"/>
+        </w:rPr>
+        <w:t>(.</w:t>
+      </w:r>
+      <w:proofErr w:type="spellStart"/>
+      <w:r>
+        <w:rPr>
+          <w:lang w:val="en-US"/>
+        </w:rPr>
+        <w:t>lm</w:t>
+      </w:r>
+      <w:proofErr w:type="spellEnd"/>
+      <w:proofErr w:type="gramEnd"/>
+      <w:r>
+        <w:rPr>
+          <w:lang w:val="en-US"/>
+        </w:rPr>
+        <w:t xml:space="preserve">) and </w:t>
+      </w:r>
+      <w:proofErr w:type="spellStart"/>
+      <w:r>
+        <w:rPr>
+          <w:lang w:val="en-US"/>
+        </w:rPr>
+        <w:t>drap_and_drop</w:t>
+      </w:r>
+      <w:proofErr w:type="spellEnd"/>
+      <w:r>
+        <w:rPr>
+          <w:lang w:val="en-US"/>
+        </w:rPr>
+        <w:t xml:space="preserve"> </w:t>
+      </w:r>
+      <w:proofErr w:type="spellStart"/>
+      <w:proofErr w:type="gramStart"/>
       <w:r>
         <w:rPr>
           <w:lang w:val="en-US"/>
         </w:rPr>
         <w:t>a</w:t>
       </w:r>
+      <w:proofErr w:type="spellEnd"/>
+      <w:proofErr w:type="gramEnd"/>
       <w:r>
         <w:rPr>
           <w:lang w:val="en-US"/>
@@ -1731,7 +2195,21 @@
         <w:rPr>
           <w:lang w:val="en-US"/>
         </w:rPr>
-        <w:t xml:space="preserve">sub-folder of EEGpal folder. </w:t>
+        <w:t xml:space="preserve">sub-folder of </w:t>
+      </w:r>
+      <w:proofErr w:type="spellStart"/>
+      <w:r>
+        <w:rPr>
+          <w:lang w:val="en-US"/>
+        </w:rPr>
+        <w:t>EEGpal</w:t>
+      </w:r>
+      <w:proofErr w:type="spellEnd"/>
+      <w:r>
+        <w:rPr>
+          <w:lang w:val="en-US"/>
+        </w:rPr>
+        <w:t xml:space="preserve"> folder. </w:t>
       </w:r>
       <w:r>
         <w:rPr>
@@ -1833,7 +2311,21 @@
         <w:rPr>
           <w:lang w:val="en-US"/>
         </w:rPr>
-        <w:t>into the lm file</w:t>
+        <w:t xml:space="preserve">into the </w:t>
+      </w:r>
+      <w:proofErr w:type="spellStart"/>
+      <w:r>
+        <w:rPr>
+          <w:lang w:val="en-US"/>
+        </w:rPr>
+        <w:t>lm</w:t>
+      </w:r>
+      <w:proofErr w:type="spellEnd"/>
+      <w:r>
+        <w:rPr>
+          <w:lang w:val="en-US"/>
+        </w:rPr>
+        <w:t xml:space="preserve"> file</w:t>
       </w:r>
       <w:r>
         <w:rPr>
@@ -2208,7 +2700,21 @@
         <w:rPr>
           <w:lang w:val="en-US"/>
         </w:rPr>
-        <w:t>Use the right arrow on the keyboard to move the cursor and observe the change in topography carefully. Check that the electric charge of an electrode is not incoherent with neighboring electrodes during a stable period of time (and not at the ERP end). For example, the electrode highlighted by the red rectangle in the picture below has an abnormal polarity that remains stable over time. This electrode should be interpolated.</w:t>
+        <w:t xml:space="preserve">Use the right arrow on the keyboard to move the cursor and observe the change in topography carefully. Check that the electric charge of an electrode is not incoherent with neighboring electrodes during a stable </w:t>
+      </w:r>
+      <w:proofErr w:type="gramStart"/>
+      <w:r>
+        <w:rPr>
+          <w:lang w:val="en-US"/>
+        </w:rPr>
+        <w:t>period of time</w:t>
+      </w:r>
+      <w:proofErr w:type="gramEnd"/>
+      <w:r>
+        <w:rPr>
+          <w:lang w:val="en-US"/>
+        </w:rPr>
+        <w:t xml:space="preserve"> (and not at the ERP end). For example, the electrode highlighted by the red rectangle in the picture below has an abnormal polarity that remains stable over time. This electrode should be interpolated.</w:t>
       </w:r>
       <w:r>
         <w:rPr>
@@ -2275,7 +2781,25 @@
           <w:bCs/>
           <w:lang w:val="en-US"/>
         </w:rPr>
-        <w:t>test visually on the eeg-track</w:t>
+        <w:t xml:space="preserve">test visually on the </w:t>
+      </w:r>
+      <w:proofErr w:type="spellStart"/>
+      <w:r>
+        <w:rPr>
+          <w:b/>
+          <w:bCs/>
+          <w:lang w:val="en-US"/>
+        </w:rPr>
+        <w:t>eeg</w:t>
+      </w:r>
+      <w:proofErr w:type="spellEnd"/>
+      <w:r>
+        <w:rPr>
+          <w:b/>
+          <w:bCs/>
+          <w:lang w:val="en-US"/>
+        </w:rPr>
+        <w:t>-track</w:t>
       </w:r>
       <w:r>
         <w:rPr>
@@ -2328,13 +2852,29 @@
           <w:iCs/>
           <w:lang w:val="en-US"/>
         </w:rPr>
-        <w:t>on “SHIFT” + “-“</w:t>
-      </w:r>
-      <w:r>
-        <w:rPr>
-          <w:lang w:val="en-US"/>
-        </w:rPr>
-        <w:t xml:space="preserve"> keys, then press 5x on </w:t>
+        <w:t>on “SHIFT” + “</w:t>
+      </w:r>
+      <w:proofErr w:type="gramStart"/>
+      <w:r>
+        <w:rPr>
+          <w:i/>
+          <w:iCs/>
+          <w:lang w:val="en-US"/>
+        </w:rPr>
+        <w:t>-“</w:t>
+      </w:r>
+      <w:r>
+        <w:rPr>
+          <w:lang w:val="en-US"/>
+        </w:rPr>
+        <w:t xml:space="preserve"> keys</w:t>
+      </w:r>
+      <w:proofErr w:type="gramEnd"/>
+      <w:r>
+        <w:rPr>
+          <w:lang w:val="en-US"/>
+        </w:rPr>
+        <w:t xml:space="preserve">, then press 5x on </w:t>
       </w:r>
       <w:r>
         <w:rPr>
@@ -2617,7 +3157,21 @@
         <w:rPr>
           <w:lang w:val="en-US"/>
         </w:rPr>
-        <w:t>Further tools to help decide whether a chanell needs to be interpolated or not:</w:t>
+        <w:t xml:space="preserve">Further tools to help decide whether a </w:t>
+      </w:r>
+      <w:proofErr w:type="spellStart"/>
+      <w:r>
+        <w:rPr>
+          <w:lang w:val="en-US"/>
+        </w:rPr>
+        <w:t>chanell</w:t>
+      </w:r>
+      <w:proofErr w:type="spellEnd"/>
+      <w:r>
+        <w:rPr>
+          <w:lang w:val="en-US"/>
+        </w:rPr>
+        <w:t xml:space="preserve"> needs to be interpolated or not:</w:t>
       </w:r>
     </w:p>
     <w:p>
@@ -2645,7 +3199,29 @@
         <w:rPr>
           <w:lang w:val="en-US"/>
         </w:rPr>
-        <w:t xml:space="preserve">Close the .lm file and reopen the one you saved in </w:t>
+        <w:t xml:space="preserve">Close </w:t>
+      </w:r>
+      <w:proofErr w:type="gramStart"/>
+      <w:r>
+        <w:rPr>
+          <w:lang w:val="en-US"/>
+        </w:rPr>
+        <w:t>the .</w:t>
+      </w:r>
+      <w:proofErr w:type="spellStart"/>
+      <w:r>
+        <w:rPr>
+          <w:lang w:val="en-US"/>
+        </w:rPr>
+        <w:t>lm</w:t>
+      </w:r>
+      <w:proofErr w:type="spellEnd"/>
+      <w:proofErr w:type="gramEnd"/>
+      <w:r>
+        <w:rPr>
+          <w:lang w:val="en-US"/>
+        </w:rPr>
+        <w:t xml:space="preserve"> file and reopen the one you saved in </w:t>
       </w:r>
       <w:r>
         <w:rPr>
@@ -2703,7 +3279,14 @@
         <w:rPr>
           <w:lang w:val="en-US"/>
         </w:rPr>
-        <w:t xml:space="preserve"> to </w:t>
+        <w:t xml:space="preserve"> </w:t>
+      </w:r>
+      <w:proofErr w:type="spellStart"/>
+      <w:r>
+        <w:rPr>
+          <w:lang w:val="en-US"/>
+        </w:rPr>
+        <w:t xml:space="preserve">to </w:t>
       </w:r>
       <w:r>
         <w:rPr>
@@ -2713,6 +3296,7 @@
         </w:rPr>
         <w:t>e</w:t>
       </w:r>
+      <w:proofErr w:type="spellEnd"/>
       <w:r>
         <w:rPr>
           <w:lang w:val="en-US"/>
@@ -2741,7 +3325,21 @@
         <w:rPr>
           <w:lang w:val="en-US"/>
         </w:rPr>
-        <w:t>Decide which electrode you will actually interpolate, then fill in the interpolation file according to your choice. Remember the following rules when making your decision:</w:t>
+        <w:t xml:space="preserve">Decide which electrode you will </w:t>
+      </w:r>
+      <w:proofErr w:type="gramStart"/>
+      <w:r>
+        <w:rPr>
+          <w:lang w:val="en-US"/>
+        </w:rPr>
+        <w:t>actually interpolate</w:t>
+      </w:r>
+      <w:proofErr w:type="gramEnd"/>
+      <w:r>
+        <w:rPr>
+          <w:lang w:val="en-US"/>
+        </w:rPr>
+        <w:t>, then fill in the interpolation file according to your choice. Remember the following rules when making your decision:</w:t>
       </w:r>
       <w:r>
         <w:rPr>
@@ -2925,7 +3523,39 @@
           <w:rFonts w:ascii="Calibri" w:hAnsi="Calibri" w:cs="Calibri"/>
           <w:lang w:val="en-US"/>
         </w:rPr>
-        <w:t>In this case, you cannot use temporary epoching to help you. You have to look at the raw signal instead.</w:t>
+        <w:t xml:space="preserve">In this case, you cannot use temporary </w:t>
+      </w:r>
+      <w:proofErr w:type="spellStart"/>
+      <w:r>
+        <w:rPr>
+          <w:rFonts w:ascii="Calibri" w:hAnsi="Calibri" w:cs="Calibri"/>
+          <w:lang w:val="en-US"/>
+        </w:rPr>
+        <w:t>epoching</w:t>
+      </w:r>
+      <w:proofErr w:type="spellEnd"/>
+      <w:r>
+        <w:rPr>
+          <w:rFonts w:ascii="Calibri" w:hAnsi="Calibri" w:cs="Calibri"/>
+          <w:lang w:val="en-US"/>
+        </w:rPr>
+        <w:t xml:space="preserve"> to help you. You </w:t>
+      </w:r>
+      <w:proofErr w:type="gramStart"/>
+      <w:r>
+        <w:rPr>
+          <w:rFonts w:ascii="Calibri" w:hAnsi="Calibri" w:cs="Calibri"/>
+          <w:lang w:val="en-US"/>
+        </w:rPr>
+        <w:t>have to</w:t>
+      </w:r>
+      <w:proofErr w:type="gramEnd"/>
+      <w:r>
+        <w:rPr>
+          <w:rFonts w:ascii="Calibri" w:hAnsi="Calibri" w:cs="Calibri"/>
+          <w:lang w:val="en-US"/>
+        </w:rPr>
+        <w:t xml:space="preserve"> look at the raw signal instead.</w:t>
       </w:r>
     </w:p>
     <w:p>
@@ -2984,7 +3614,21 @@
         <w:rPr>
           <w:lang w:val="en-US"/>
         </w:rPr>
-        <w:t>Electrodes with continuous oscillation that differ from neighbouring electrodes</w:t>
+        <w:t xml:space="preserve">Electrodes with continuous oscillation that differ from </w:t>
+      </w:r>
+      <w:proofErr w:type="spellStart"/>
+      <w:r>
+        <w:rPr>
+          <w:lang w:val="en-US"/>
+        </w:rPr>
+        <w:t>neighbouring</w:t>
+      </w:r>
+      <w:proofErr w:type="spellEnd"/>
+      <w:r>
+        <w:rPr>
+          <w:lang w:val="en-US"/>
+        </w:rPr>
+        <w:t xml:space="preserve"> electrodes</w:t>
       </w:r>
     </w:p>
     <w:p>
@@ -3137,7 +3781,21 @@
         <w:rPr>
           <w:lang w:val="en-US"/>
         </w:rPr>
-        <w:t>A single channel with an abnormally high amplitude that differs from its neighbours over a long period of time.</w:t>
+        <w:t xml:space="preserve">A single channel with an abnormally high amplitude that differs from its </w:t>
+      </w:r>
+      <w:proofErr w:type="spellStart"/>
+      <w:r>
+        <w:rPr>
+          <w:lang w:val="en-US"/>
+        </w:rPr>
+        <w:t>neighbours</w:t>
+      </w:r>
+      <w:proofErr w:type="spellEnd"/>
+      <w:r>
+        <w:rPr>
+          <w:lang w:val="en-US"/>
+        </w:rPr>
+        <w:t xml:space="preserve"> over a long period of time.</w:t>
       </w:r>
       <w:r>
         <w:rPr>
@@ -3229,7 +3887,23 @@
           <w:rFonts w:ascii="Calibri" w:hAnsi="Calibri" w:cs="Calibri"/>
           <w:lang w:val="en-US"/>
         </w:rPr>
-        <w:t>Section written by Michael Mouthon, FNDlab, University of Fribourg</w:t>
+        <w:t xml:space="preserve">Section written by Michael Mouthon, </w:t>
+      </w:r>
+      <w:proofErr w:type="spellStart"/>
+      <w:r>
+        <w:rPr>
+          <w:rFonts w:ascii="Calibri" w:hAnsi="Calibri" w:cs="Calibri"/>
+          <w:lang w:val="en-US"/>
+        </w:rPr>
+        <w:t>FNDlab</w:t>
+      </w:r>
+      <w:proofErr w:type="spellEnd"/>
+      <w:r>
+        <w:rPr>
+          <w:rFonts w:ascii="Calibri" w:hAnsi="Calibri" w:cs="Calibri"/>
+          <w:lang w:val="en-US"/>
+        </w:rPr>
+        <w:t>, University of Fribourg</w:t>
       </w:r>
     </w:p>
     <w:p>
@@ -3264,22 +3938,130 @@
           <w:lang w:val="en-US"/>
         </w:rPr>
         <w:lastRenderedPageBreak/>
-        <w:t>Which functions are used for interpolation?</w:t>
-      </w:r>
-    </w:p>
-    <w:p>
-      <w:pPr>
-        <w:rPr>
-          <w:rFonts w:ascii="Calibri" w:hAnsi="Calibri" w:cs="Calibri"/>
-          <w:lang w:val="en-US"/>
-        </w:rPr>
-      </w:pPr>
-      <w:r>
-        <w:rPr>
-          <w:rFonts w:ascii="Calibri" w:hAnsi="Calibri" w:cs="Calibri"/>
-          <w:lang w:val="en-US"/>
-        </w:rPr>
-        <w:t>As explained in point 7, there are two possible algorithms for performing the interpolation</w:t>
+        <w:t xml:space="preserve">Which </w:t>
+      </w:r>
+      <w:proofErr w:type="gramStart"/>
+      <w:r>
+        <w:rPr>
+          <w:rFonts w:ascii="Calibri" w:hAnsi="Calibri" w:cs="Calibri"/>
+          <w:b/>
+          <w:bCs/>
+          <w:lang w:val="en-US"/>
+        </w:rPr>
+        <w:t>implementations</w:t>
+      </w:r>
+      <w:proofErr w:type="gramEnd"/>
+      <w:r>
+        <w:rPr>
+          <w:rFonts w:ascii="Calibri" w:hAnsi="Calibri" w:cs="Calibri"/>
+          <w:b/>
+          <w:bCs/>
+          <w:lang w:val="en-US"/>
+        </w:rPr>
+        <w:t xml:space="preserve"> to use</w:t>
+      </w:r>
+      <w:r>
+        <w:rPr>
+          <w:rFonts w:ascii="Calibri" w:hAnsi="Calibri" w:cs="Calibri"/>
+          <w:b/>
+          <w:bCs/>
+          <w:lang w:val="en-US"/>
+        </w:rPr>
+        <w:t xml:space="preserve"> for interpolation?</w:t>
+      </w:r>
+    </w:p>
+    <w:p>
+      <w:pPr>
+        <w:rPr>
+          <w:rFonts w:ascii="Calibri" w:hAnsi="Calibri" w:cs="Calibri"/>
+          <w:lang w:val="en-US"/>
+        </w:rPr>
+      </w:pPr>
+      <w:r>
+        <w:rPr>
+          <w:rFonts w:ascii="Calibri" w:hAnsi="Calibri" w:cs="Calibri"/>
+          <w:lang w:val="en-US"/>
+        </w:rPr>
+        <w:t xml:space="preserve">As explained in point 7, there are two possible </w:t>
+      </w:r>
+      <w:proofErr w:type="gramStart"/>
+      <w:r>
+        <w:rPr>
+          <w:rFonts w:ascii="Calibri" w:hAnsi="Calibri" w:cs="Calibri"/>
+          <w:lang w:val="en-US"/>
+        </w:rPr>
+        <w:t>implementation</w:t>
+      </w:r>
+      <w:proofErr w:type="gramEnd"/>
+      <w:r>
+        <w:rPr>
+          <w:rFonts w:ascii="Calibri" w:hAnsi="Calibri" w:cs="Calibri"/>
+          <w:lang w:val="en-US"/>
+        </w:rPr>
+        <w:t xml:space="preserve"> for performing the interpolation</w:t>
+      </w:r>
+      <w:r>
+        <w:rPr>
+          <w:rFonts w:ascii="Calibri" w:hAnsi="Calibri" w:cs="Calibri"/>
+          <w:lang w:val="en-US"/>
+        </w:rPr>
+        <w:t xml:space="preserve"> </w:t>
+      </w:r>
+      <w:r>
+        <w:rPr>
+          <w:rFonts w:ascii="Calibri" w:hAnsi="Calibri" w:cs="Calibri"/>
+          <w:lang w:val="en-US"/>
+        </w:rPr>
+        <w:t xml:space="preserve">(based </w:t>
+      </w:r>
+      <w:r>
+        <w:rPr>
+          <w:rFonts w:ascii="Calibri" w:hAnsi="Calibri" w:cs="Calibri"/>
+          <w:i/>
+          <w:iCs/>
+          <w:lang w:val="en-US"/>
+        </w:rPr>
+        <w:t xml:space="preserve">Perrin, </w:t>
+      </w:r>
+      <w:proofErr w:type="spellStart"/>
+      <w:r>
+        <w:rPr>
+          <w:rFonts w:ascii="Calibri" w:hAnsi="Calibri" w:cs="Calibri"/>
+          <w:i/>
+          <w:iCs/>
+          <w:lang w:val="en-US"/>
+        </w:rPr>
+        <w:t>Pernier</w:t>
+      </w:r>
+      <w:proofErr w:type="spellEnd"/>
+      <w:r>
+        <w:rPr>
+          <w:rFonts w:ascii="Calibri" w:hAnsi="Calibri" w:cs="Calibri"/>
+          <w:i/>
+          <w:iCs/>
+          <w:lang w:val="en-US"/>
+        </w:rPr>
+        <w:t xml:space="preserve">, Bertrand, and </w:t>
+      </w:r>
+      <w:proofErr w:type="spellStart"/>
+      <w:r>
+        <w:rPr>
+          <w:rFonts w:ascii="Calibri" w:hAnsi="Calibri" w:cs="Calibri"/>
+          <w:i/>
+          <w:iCs/>
+          <w:lang w:val="en-US"/>
+        </w:rPr>
+        <w:t>Echallier</w:t>
+      </w:r>
+      <w:proofErr w:type="spellEnd"/>
+      <w:r>
+        <w:rPr>
+          <w:rFonts w:ascii="Calibri" w:hAnsi="Calibri" w:cs="Calibri"/>
+          <w:i/>
+          <w:iCs/>
+          <w:lang w:val="en-US"/>
+        </w:rPr>
+        <w:t xml:space="preserve"> (1989). PubMed #2464490)</w:t>
       </w:r>
       <w:r>
         <w:rPr>
@@ -3306,7 +4088,7 @@
           <w:rFonts w:ascii="Calibri" w:hAnsi="Calibri" w:cs="Calibri"/>
           <w:lang w:val="en-US"/>
         </w:rPr>
-        <w:t xml:space="preserve">For the 3D_spline (based </w:t>
+        <w:t>For the 3D_spline</w:t>
       </w:r>
       <w:r>
         <w:rPr>
@@ -3315,15 +4097,25 @@
           <w:iCs/>
           <w:lang w:val="en-US"/>
         </w:rPr>
-        <w:t xml:space="preserve">Perrin, Pernier, Bertrand, and Echallier (1989). PubMed #2464490), </w:t>
-      </w:r>
-      <w:r>
-        <w:rPr>
-          <w:rFonts w:ascii="Calibri" w:hAnsi="Calibri" w:cs="Calibri"/>
-          <w:lang w:val="en-US"/>
-        </w:rPr>
-        <w:t xml:space="preserve">EEGpal used the function </w:t>
-      </w:r>
+        <w:t xml:space="preserve">, </w:t>
+      </w:r>
+      <w:proofErr w:type="spellStart"/>
+      <w:r>
+        <w:rPr>
+          <w:rFonts w:ascii="Calibri" w:hAnsi="Calibri" w:cs="Calibri"/>
+          <w:lang w:val="en-US"/>
+        </w:rPr>
+        <w:t>EEGpal</w:t>
+      </w:r>
+      <w:proofErr w:type="spellEnd"/>
+      <w:r>
+        <w:rPr>
+          <w:rFonts w:ascii="Calibri" w:hAnsi="Calibri" w:cs="Calibri"/>
+          <w:lang w:val="en-US"/>
+        </w:rPr>
+        <w:t xml:space="preserve"> used the function </w:t>
+      </w:r>
+      <w:proofErr w:type="spellStart"/>
       <w:r>
         <w:rPr>
           <w:rFonts w:ascii="Calibri" w:hAnsi="Calibri" w:cs="Calibri"/>
@@ -3333,6 +4125,7 @@
         </w:rPr>
         <w:t>interpolate_perrinX.m</w:t>
       </w:r>
+      <w:proofErr w:type="spellEnd"/>
       <w:r>
         <w:rPr>
           <w:rFonts w:ascii="Calibri" w:hAnsi="Calibri" w:cs="Calibri"/>
@@ -3362,6 +4155,29 @@
           <w:lang w:val="en-US"/>
         </w:rPr>
         <w:t xml:space="preserve"> (MIT Press, 2014)</w:t>
+      </w:r>
+      <w:r>
+        <w:rPr>
+          <w:rFonts w:ascii="Calibri" w:hAnsi="Calibri" w:cs="Calibri"/>
+          <w:lang w:val="en-US"/>
+        </w:rPr>
+        <w:t xml:space="preserve">. The results obtained are similar as the </w:t>
+      </w:r>
+      <w:proofErr w:type="spellStart"/>
+      <w:r>
+        <w:rPr>
+          <w:rFonts w:ascii="Calibri" w:hAnsi="Calibri" w:cs="Calibri"/>
+          <w:lang w:val="en-US"/>
+        </w:rPr>
+        <w:t>Cartool</w:t>
+      </w:r>
+      <w:proofErr w:type="spellEnd"/>
+      <w:r>
+        <w:rPr>
+          <w:rFonts w:ascii="Calibri" w:hAnsi="Calibri" w:cs="Calibri"/>
+          <w:lang w:val="en-US"/>
+        </w:rPr>
+        <w:t xml:space="preserve"> Software</w:t>
       </w:r>
       <w:r>
         <w:rPr>
@@ -3403,8 +4219,41 @@
           <w:rFonts w:ascii="Calibri" w:hAnsi="Calibri" w:cs="Calibri"/>
           <w:lang w:val="en-US"/>
         </w:rPr>
-        <w:t xml:space="preserve">For the Spherical option, EEGpal use the eeglab function </w:t>
-      </w:r>
+        <w:t xml:space="preserve">For the Spherical option, </w:t>
+      </w:r>
+      <w:proofErr w:type="spellStart"/>
+      <w:r>
+        <w:rPr>
+          <w:rFonts w:ascii="Calibri" w:hAnsi="Calibri" w:cs="Calibri"/>
+          <w:lang w:val="en-US"/>
+        </w:rPr>
+        <w:t>EEGpal</w:t>
+      </w:r>
+      <w:proofErr w:type="spellEnd"/>
+      <w:r>
+        <w:rPr>
+          <w:rFonts w:ascii="Calibri" w:hAnsi="Calibri" w:cs="Calibri"/>
+          <w:lang w:val="en-US"/>
+        </w:rPr>
+        <w:t xml:space="preserve"> use the </w:t>
+      </w:r>
+      <w:proofErr w:type="spellStart"/>
+      <w:r>
+        <w:rPr>
+          <w:rFonts w:ascii="Calibri" w:hAnsi="Calibri" w:cs="Calibri"/>
+          <w:lang w:val="en-US"/>
+        </w:rPr>
+        <w:t>eeglab</w:t>
+      </w:r>
+      <w:proofErr w:type="spellEnd"/>
+      <w:r>
+        <w:rPr>
+          <w:rFonts w:ascii="Calibri" w:hAnsi="Calibri" w:cs="Calibri"/>
+          <w:lang w:val="en-US"/>
+        </w:rPr>
+        <w:t xml:space="preserve"> function </w:t>
+      </w:r>
+      <w:proofErr w:type="spellStart"/>
       <w:r>
         <w:rPr>
           <w:rFonts w:ascii="Calibri" w:hAnsi="Calibri" w:cs="Calibri"/>
@@ -3414,6 +4263,7 @@
         </w:rPr>
         <w:t>pop_interp</w:t>
       </w:r>
+      <w:proofErr w:type="spellEnd"/>
       <w:r>
         <w:rPr>
           <w:rFonts w:ascii="Calibri" w:hAnsi="Calibri" w:cs="Calibri"/>
@@ -3434,6 +4284,97 @@
           <w:lang w:val="en-US"/>
         </w:rPr>
         <w:t>.</w:t>
+      </w:r>
+      <w:r>
+        <w:rPr>
+          <w:rFonts w:ascii="Calibri" w:hAnsi="Calibri" w:cs="Calibri"/>
+          <w:lang w:val="en-US"/>
+        </w:rPr>
+        <w:t xml:space="preserve"> The results are similar as the use of </w:t>
+      </w:r>
+      <w:proofErr w:type="gramStart"/>
+      <w:r>
+        <w:rPr>
+          <w:rFonts w:ascii="Calibri" w:hAnsi="Calibri" w:cs="Calibri"/>
+          <w:lang w:val="en-US"/>
+        </w:rPr>
+        <w:t>the EEGLAB</w:t>
+      </w:r>
+      <w:proofErr w:type="gramEnd"/>
+      <w:r>
+        <w:rPr>
+          <w:rFonts w:ascii="Calibri" w:hAnsi="Calibri" w:cs="Calibri"/>
+          <w:lang w:val="en-US"/>
+        </w:rPr>
+        <w:t xml:space="preserve"> GUI for interpolation. </w:t>
+      </w:r>
+    </w:p>
+    <w:p>
+      <w:pPr>
+        <w:rPr>
+          <w:rFonts w:ascii="Calibri" w:hAnsi="Calibri" w:cs="Calibri"/>
+          <w:lang w:val="en-US"/>
+        </w:rPr>
+      </w:pPr>
+      <w:r>
+        <w:rPr>
+          <w:rFonts w:ascii="Calibri" w:hAnsi="Calibri" w:cs="Calibri"/>
+          <w:lang w:val="en-US"/>
+        </w:rPr>
+        <w:t>In practice, similar results with both solutions</w:t>
+      </w:r>
+      <w:r>
+        <w:rPr>
+          <w:rFonts w:ascii="Calibri" w:hAnsi="Calibri" w:cs="Calibri"/>
+          <w:lang w:val="en-US"/>
+        </w:rPr>
+        <w:t xml:space="preserve"> were observed</w:t>
+      </w:r>
+      <w:r>
+        <w:rPr>
+          <w:rFonts w:ascii="Calibri" w:hAnsi="Calibri" w:cs="Calibri"/>
+          <w:lang w:val="en-US"/>
+        </w:rPr>
+        <w:t>.</w:t>
+      </w:r>
+      <w:r>
+        <w:rPr>
+          <w:rFonts w:ascii="Calibri" w:hAnsi="Calibri" w:cs="Calibri"/>
+          <w:lang w:val="en-US"/>
+        </w:rPr>
+        <w:t xml:space="preserve"> </w:t>
+      </w:r>
+      <w:proofErr w:type="gramStart"/>
+      <w:r>
+        <w:rPr>
+          <w:rFonts w:ascii="Calibri" w:hAnsi="Calibri" w:cs="Calibri"/>
+          <w:lang w:val="en-US"/>
+        </w:rPr>
+        <w:t>So</w:t>
+      </w:r>
+      <w:proofErr w:type="gramEnd"/>
+      <w:r>
+        <w:rPr>
+          <w:rFonts w:ascii="Calibri" w:hAnsi="Calibri" w:cs="Calibri"/>
+          <w:lang w:val="en-US"/>
+        </w:rPr>
+        <w:t xml:space="preserve"> it is only a matter of </w:t>
+      </w:r>
+      <w:proofErr w:type="gramStart"/>
+      <w:r>
+        <w:rPr>
+          <w:rFonts w:ascii="Calibri" w:hAnsi="Calibri" w:cs="Calibri"/>
+          <w:lang w:val="en-US"/>
+        </w:rPr>
+        <w:t>your choice</w:t>
+      </w:r>
+      <w:proofErr w:type="gramEnd"/>
+      <w:r>
+        <w:rPr>
+          <w:rFonts w:ascii="Calibri" w:hAnsi="Calibri" w:cs="Calibri"/>
+          <w:lang w:val="en-US"/>
+        </w:rPr>
+        <w:t xml:space="preserve">. </w:t>
       </w:r>
     </w:p>
     <w:p>
@@ -3477,6 +4418,7 @@
         </w:rPr>
         <w:t xml:space="preserve">Regarding the choice of interpolation method, both options have been fully validated. The authors prefer the 3D_Spline method, which, unlike the spherical method, does not assume that the EEG electrode has spherical coverage (because the human head is oval, not spherical). However, using the </w:t>
       </w:r>
+      <w:proofErr w:type="spellStart"/>
       <w:r>
         <w:rPr>
           <w:rFonts w:ascii="Calibri" w:hAnsi="Calibri" w:cs="Calibri"/>
@@ -3484,6 +4426,7 @@
         </w:rPr>
         <w:t>eeglab</w:t>
       </w:r>
+      <w:proofErr w:type="spellEnd"/>
       <w:r>
         <w:rPr>
           <w:rFonts w:ascii="Calibri" w:hAnsi="Calibri" w:cs="Calibri"/>
@@ -3516,22 +4459,58 @@
           <w:bCs/>
           <w:lang w:val="en-US"/>
         </w:rPr>
-        <w:t>Can I trust CleanRawData's automatic suggestion to flag bad channels?</w:t>
-      </w:r>
-    </w:p>
-    <w:p>
-      <w:pPr>
-        <w:rPr>
-          <w:rFonts w:ascii="Calibri" w:hAnsi="Calibri" w:cs="Calibri"/>
-          <w:lang w:val="en-US"/>
-        </w:rPr>
-      </w:pPr>
-      <w:r>
-        <w:rPr>
-          <w:rFonts w:ascii="Calibri" w:hAnsi="Calibri" w:cs="Calibri"/>
-          <w:lang w:val="en-US"/>
-        </w:rPr>
-        <w:t xml:space="preserve">The flagged channel from the CleanRawData algorithm is described in the following </w:t>
+        <w:t xml:space="preserve">Can I trust </w:t>
+      </w:r>
+      <w:proofErr w:type="spellStart"/>
+      <w:r>
+        <w:rPr>
+          <w:rFonts w:ascii="Calibri" w:hAnsi="Calibri" w:cs="Calibri"/>
+          <w:b/>
+          <w:bCs/>
+          <w:lang w:val="en-US"/>
+        </w:rPr>
+        <w:t>CleanRawData's</w:t>
+      </w:r>
+      <w:proofErr w:type="spellEnd"/>
+      <w:r>
+        <w:rPr>
+          <w:rFonts w:ascii="Calibri" w:hAnsi="Calibri" w:cs="Calibri"/>
+          <w:b/>
+          <w:bCs/>
+          <w:lang w:val="en-US"/>
+        </w:rPr>
+        <w:t xml:space="preserve"> automatic suggestion to flag bad channels?</w:t>
+      </w:r>
+    </w:p>
+    <w:p>
+      <w:pPr>
+        <w:rPr>
+          <w:rFonts w:ascii="Calibri" w:hAnsi="Calibri" w:cs="Calibri"/>
+          <w:lang w:val="en-US"/>
+        </w:rPr>
+      </w:pPr>
+      <w:r>
+        <w:rPr>
+          <w:rFonts w:ascii="Calibri" w:hAnsi="Calibri" w:cs="Calibri"/>
+          <w:lang w:val="en-US"/>
+        </w:rPr>
+        <w:t xml:space="preserve">The flagged channel from the </w:t>
+      </w:r>
+      <w:proofErr w:type="spellStart"/>
+      <w:r>
+        <w:rPr>
+          <w:rFonts w:ascii="Calibri" w:hAnsi="Calibri" w:cs="Calibri"/>
+          <w:lang w:val="en-US"/>
+        </w:rPr>
+        <w:t>CleanRawData</w:t>
+      </w:r>
+      <w:proofErr w:type="spellEnd"/>
+      <w:r>
+        <w:rPr>
+          <w:rFonts w:ascii="Calibri" w:hAnsi="Calibri" w:cs="Calibri"/>
+          <w:lang w:val="en-US"/>
+        </w:rPr>
+        <w:t xml:space="preserve"> algorithm is described in the following </w:t>
       </w:r>
       <w:r>
         <w:rPr>
@@ -3577,7 +4556,23 @@
           <w:rFonts w:ascii="Calibri" w:hAnsi="Calibri" w:cs="Calibri"/>
           <w:lang w:val="en-US"/>
         </w:rPr>
-        <w:t xml:space="preserve">Basically, the bad detection is based on three criterium: </w:t>
+        <w:t xml:space="preserve">Basically, </w:t>
+      </w:r>
+      <w:proofErr w:type="gramStart"/>
+      <w:r>
+        <w:rPr>
+          <w:rFonts w:ascii="Calibri" w:hAnsi="Calibri" w:cs="Calibri"/>
+          <w:lang w:val="en-US"/>
+        </w:rPr>
+        <w:t>the bad</w:t>
+      </w:r>
+      <w:proofErr w:type="gramEnd"/>
+      <w:r>
+        <w:rPr>
+          <w:rFonts w:ascii="Calibri" w:hAnsi="Calibri" w:cs="Calibri"/>
+          <w:lang w:val="en-US"/>
+        </w:rPr>
+        <w:t xml:space="preserve"> detection is based on three criterium: </w:t>
       </w:r>
     </w:p>
     <w:p>
@@ -3644,7 +4639,39 @@
           <w:rFonts w:ascii="Calibri" w:hAnsi="Calibri" w:cs="Calibri"/>
           <w:lang w:val="en-US"/>
         </w:rPr>
-        <w:t xml:space="preserve">First, it estimate how noisy is the signal using this formula: </w:t>
+        <w:t xml:space="preserve">First, it </w:t>
+      </w:r>
+      <w:proofErr w:type="gramStart"/>
+      <w:r>
+        <w:rPr>
+          <w:rFonts w:ascii="Calibri" w:hAnsi="Calibri" w:cs="Calibri"/>
+          <w:lang w:val="en-US"/>
+        </w:rPr>
+        <w:t>estimate</w:t>
+      </w:r>
+      <w:proofErr w:type="gramEnd"/>
+      <w:r>
+        <w:rPr>
+          <w:rFonts w:ascii="Calibri" w:hAnsi="Calibri" w:cs="Calibri"/>
+          <w:lang w:val="en-US"/>
+        </w:rPr>
+        <w:t xml:space="preserve"> how noisy </w:t>
+      </w:r>
+      <w:proofErr w:type="gramStart"/>
+      <w:r>
+        <w:rPr>
+          <w:rFonts w:ascii="Calibri" w:hAnsi="Calibri" w:cs="Calibri"/>
+          <w:lang w:val="en-US"/>
+        </w:rPr>
+        <w:t>is the signal</w:t>
+      </w:r>
+      <w:proofErr w:type="gramEnd"/>
+      <w:r>
+        <w:rPr>
+          <w:rFonts w:ascii="Calibri" w:hAnsi="Calibri" w:cs="Calibri"/>
+          <w:lang w:val="en-US"/>
+        </w:rPr>
+        <w:t xml:space="preserve"> using this formula: </w:t>
       </w:r>
       <w:r>
         <w:rPr>
@@ -3713,7 +4740,23 @@
           <w:rFonts w:ascii="Calibri" w:hAnsi="Calibri" w:cs="Calibri"/>
           <w:lang w:val="en-US"/>
         </w:rPr>
-        <w:t xml:space="preserve">It estimate the standard deviation of this noise using this formula: </w:t>
+        <w:t xml:space="preserve">It </w:t>
+      </w:r>
+      <w:proofErr w:type="gramStart"/>
+      <w:r>
+        <w:rPr>
+          <w:rFonts w:ascii="Calibri" w:hAnsi="Calibri" w:cs="Calibri"/>
+          <w:lang w:val="en-US"/>
+        </w:rPr>
+        <w:t>estimate</w:t>
+      </w:r>
+      <w:proofErr w:type="gramEnd"/>
+      <w:r>
+        <w:rPr>
+          <w:rFonts w:ascii="Calibri" w:hAnsi="Calibri" w:cs="Calibri"/>
+          <w:lang w:val="en-US"/>
+        </w:rPr>
+        <w:t xml:space="preserve"> the standard deviation of this noise using this formula: </w:t>
       </w:r>
       <w:r>
         <w:rPr>
@@ -3782,7 +4825,39 @@
           <w:rFonts w:ascii="Calibri" w:hAnsi="Calibri" w:cs="Calibri"/>
           <w:lang w:val="en-US"/>
         </w:rPr>
-        <w:t xml:space="preserve">Check if this standard deviation reach the specified threshold (by default 4) : </w:t>
+        <w:t xml:space="preserve">Check if this standard deviation </w:t>
+      </w:r>
+      <w:proofErr w:type="gramStart"/>
+      <w:r>
+        <w:rPr>
+          <w:rFonts w:ascii="Calibri" w:hAnsi="Calibri" w:cs="Calibri"/>
+          <w:lang w:val="en-US"/>
+        </w:rPr>
+        <w:t>reach</w:t>
+      </w:r>
+      <w:proofErr w:type="gramEnd"/>
+      <w:r>
+        <w:rPr>
+          <w:rFonts w:ascii="Calibri" w:hAnsi="Calibri" w:cs="Calibri"/>
+          <w:lang w:val="en-US"/>
+        </w:rPr>
+        <w:t xml:space="preserve"> the specified threshold (by default 4</w:t>
+      </w:r>
+      <w:proofErr w:type="gramStart"/>
+      <w:r>
+        <w:rPr>
+          <w:rFonts w:ascii="Calibri" w:hAnsi="Calibri" w:cs="Calibri"/>
+          <w:lang w:val="en-US"/>
+        </w:rPr>
+        <w:t>) :</w:t>
+      </w:r>
+      <w:proofErr w:type="gramEnd"/>
+      <w:r>
+        <w:rPr>
+          <w:rFonts w:ascii="Calibri" w:hAnsi="Calibri" w:cs="Calibri"/>
+          <w:lang w:val="en-US"/>
+        </w:rPr>
+        <w:t xml:space="preserve"> </w:t>
       </w:r>
       <w:r>
         <w:rPr>
@@ -3874,11 +4949,20 @@
           <w:rFonts w:ascii="Calibri" w:hAnsi="Calibri" w:cs="Calibri"/>
         </w:rPr>
       </w:pPr>
-      <w:r>
-        <w:rPr>
-          <w:rFonts w:ascii="Calibri" w:hAnsi="Calibri" w:cs="Calibri"/>
-        </w:rPr>
-        <w:t xml:space="preserve">Source: </w:t>
+      <w:proofErr w:type="gramStart"/>
+      <w:r>
+        <w:rPr>
+          <w:rFonts w:ascii="Calibri" w:hAnsi="Calibri" w:cs="Calibri"/>
+        </w:rPr>
+        <w:lastRenderedPageBreak/>
+        <w:t>Source:</w:t>
+      </w:r>
+      <w:proofErr w:type="gramEnd"/>
+      <w:r>
+        <w:rPr>
+          <w:rFonts w:ascii="Calibri" w:hAnsi="Calibri" w:cs="Calibri"/>
+        </w:rPr>
+        <w:t xml:space="preserve"> </w:t>
       </w:r>
       <w:hyperlink r:id="rId27" w:history="1">
         <w:r>
@@ -3910,8 +4994,39 @@
           <w:rFonts w:ascii="Calibri" w:hAnsi="Calibri" w:cs="Calibri"/>
           <w:lang w:val="en-US"/>
         </w:rPr>
-        <w:lastRenderedPageBreak/>
-        <w:t>The authors compared the results of an ERP analysis using either a visual inspection of the bad electrode (see the 'How to determine which electrodes to interpolate?' section of this manual for procedure details) or automatic bad channel detection using the CleanRawData EEGLAB plugin. This study was conducted with a cohort of 40 participants. The dataset is freely available at this address:</w:t>
+        <w:t xml:space="preserve">The authors compared the results of an ERP analysis using either a visual inspection of the bad electrode (see the 'How to determine which electrodes to interpolate?' section of this manual for procedure details) </w:t>
+      </w:r>
+      <w:proofErr w:type="gramStart"/>
+      <w:r>
+        <w:rPr>
+          <w:rFonts w:ascii="Calibri" w:hAnsi="Calibri" w:cs="Calibri"/>
+          <w:lang w:val="en-US"/>
+        </w:rPr>
+        <w:t>or</w:t>
+      </w:r>
+      <w:proofErr w:type="gramEnd"/>
+      <w:r>
+        <w:rPr>
+          <w:rFonts w:ascii="Calibri" w:hAnsi="Calibri" w:cs="Calibri"/>
+          <w:lang w:val="en-US"/>
+        </w:rPr>
+        <w:t xml:space="preserve"> automatic bad channel detection using the </w:t>
+      </w:r>
+      <w:proofErr w:type="spellStart"/>
+      <w:r>
+        <w:rPr>
+          <w:rFonts w:ascii="Calibri" w:hAnsi="Calibri" w:cs="Calibri"/>
+          <w:lang w:val="en-US"/>
+        </w:rPr>
+        <w:t>CleanRawData</w:t>
+      </w:r>
+      <w:proofErr w:type="spellEnd"/>
+      <w:r>
+        <w:rPr>
+          <w:rFonts w:ascii="Calibri" w:hAnsi="Calibri" w:cs="Calibri"/>
+          <w:lang w:val="en-US"/>
+        </w:rPr>
+        <w:t xml:space="preserve"> EEGLAB plugin. This study was conducted with a cohort of 40 participants. The dataset is freely available at this address:</w:t>
       </w:r>
       <w:r>
         <w:rPr>
@@ -3963,22 +5078,86 @@
           <w:rFonts w:ascii="Calibri" w:hAnsi="Calibri" w:cs="Calibri"/>
           <w:lang w:val="en-US"/>
         </w:rPr>
-        <w:t xml:space="preserve"> These data were recorded with a Biosemi EEG system. </w:t>
-      </w:r>
-    </w:p>
-    <w:p>
-      <w:pPr>
-        <w:rPr>
-          <w:rFonts w:ascii="Calibri" w:hAnsi="Calibri" w:cs="Calibri"/>
-          <w:lang w:val="en-US"/>
-        </w:rPr>
-      </w:pPr>
-      <w:r>
-        <w:rPr>
-          <w:rFonts w:ascii="Calibri" w:hAnsi="Calibri" w:cs="Calibri"/>
-          <w:lang w:val="en-US"/>
-        </w:rPr>
-        <w:t>Firstly, we compared the number of bad electrodes with the number of interpolated electrodes. We observed that CleanRawData interpolates around 75% more channels than humans do. This means that for every electrode flagged by human inspection, CleanRawData will flag 2.5 electrodes, which is much more conservative. On the positive side, in 90% of cases, the bad channel chosen by a human was also chosen by CleanRawData.</w:t>
+        <w:t xml:space="preserve"> These data were recorded with a </w:t>
+      </w:r>
+      <w:proofErr w:type="spellStart"/>
+      <w:r>
+        <w:rPr>
+          <w:rFonts w:ascii="Calibri" w:hAnsi="Calibri" w:cs="Calibri"/>
+          <w:lang w:val="en-US"/>
+        </w:rPr>
+        <w:t>Biosemi</w:t>
+      </w:r>
+      <w:proofErr w:type="spellEnd"/>
+      <w:r>
+        <w:rPr>
+          <w:rFonts w:ascii="Calibri" w:hAnsi="Calibri" w:cs="Calibri"/>
+          <w:lang w:val="en-US"/>
+        </w:rPr>
+        <w:t xml:space="preserve"> EEG system. </w:t>
+      </w:r>
+    </w:p>
+    <w:p>
+      <w:pPr>
+        <w:rPr>
+          <w:rFonts w:ascii="Calibri" w:hAnsi="Calibri" w:cs="Calibri"/>
+          <w:lang w:val="en-US"/>
+        </w:rPr>
+      </w:pPr>
+      <w:r>
+        <w:rPr>
+          <w:rFonts w:ascii="Calibri" w:hAnsi="Calibri" w:cs="Calibri"/>
+          <w:lang w:val="en-US"/>
+        </w:rPr>
+        <w:t xml:space="preserve">Firstly, we compared the number of bad electrodes with the number of interpolated electrodes. We observed that </w:t>
+      </w:r>
+      <w:proofErr w:type="spellStart"/>
+      <w:r>
+        <w:rPr>
+          <w:rFonts w:ascii="Calibri" w:hAnsi="Calibri" w:cs="Calibri"/>
+          <w:lang w:val="en-US"/>
+        </w:rPr>
+        <w:t>CleanRawData</w:t>
+      </w:r>
+      <w:proofErr w:type="spellEnd"/>
+      <w:r>
+        <w:rPr>
+          <w:rFonts w:ascii="Calibri" w:hAnsi="Calibri" w:cs="Calibri"/>
+          <w:lang w:val="en-US"/>
+        </w:rPr>
+        <w:t xml:space="preserve"> interpolates around 75% more channels than humans do. This means that for every electrode flagged by human inspection, </w:t>
+      </w:r>
+      <w:proofErr w:type="spellStart"/>
+      <w:r>
+        <w:rPr>
+          <w:rFonts w:ascii="Calibri" w:hAnsi="Calibri" w:cs="Calibri"/>
+          <w:lang w:val="en-US"/>
+        </w:rPr>
+        <w:t>CleanRawData</w:t>
+      </w:r>
+      <w:proofErr w:type="spellEnd"/>
+      <w:r>
+        <w:rPr>
+          <w:rFonts w:ascii="Calibri" w:hAnsi="Calibri" w:cs="Calibri"/>
+          <w:lang w:val="en-US"/>
+        </w:rPr>
+        <w:t xml:space="preserve"> will flag 2.5 electrodes, which is much more conservative. On the positive side, in 90% of cases, the bad channel chosen by a human was also chosen by </w:t>
+      </w:r>
+      <w:proofErr w:type="spellStart"/>
+      <w:r>
+        <w:rPr>
+          <w:rFonts w:ascii="Calibri" w:hAnsi="Calibri" w:cs="Calibri"/>
+          <w:lang w:val="en-US"/>
+        </w:rPr>
+        <w:t>CleanRawData</w:t>
+      </w:r>
+      <w:proofErr w:type="spellEnd"/>
+      <w:r>
+        <w:rPr>
+          <w:rFonts w:ascii="Calibri" w:hAnsi="Calibri" w:cs="Calibri"/>
+          <w:lang w:val="en-US"/>
+        </w:rPr>
+        <w:t>.</w:t>
       </w:r>
       <w:r>
         <w:rPr>
@@ -4020,22 +5199,54 @@
           <w:rFonts w:ascii="Calibri" w:hAnsi="Calibri" w:cs="Calibri"/>
           <w:lang w:val="en-US"/>
         </w:rPr>
-        <w:t xml:space="preserve"> and the coherence between human and CleanRawData decreases. </w:t>
-      </w:r>
-    </w:p>
-    <w:p>
-      <w:pPr>
-        <w:rPr>
-          <w:rFonts w:ascii="Calibri" w:hAnsi="Calibri" w:cs="Calibri"/>
-          <w:lang w:val="en-US"/>
-        </w:rPr>
-      </w:pPr>
-      <w:r>
-        <w:rPr>
-          <w:rFonts w:ascii="Calibri" w:hAnsi="Calibri" w:cs="Calibri"/>
-          <w:lang w:val="en-US"/>
-        </w:rPr>
-        <w:t xml:space="preserve">Now if we compare the ERP result, with the grand average across participants, we observed that the N170 peak are statistically identical with both methods: </w:t>
+        <w:t xml:space="preserve"> and the coherence between human and </w:t>
+      </w:r>
+      <w:proofErr w:type="spellStart"/>
+      <w:r>
+        <w:rPr>
+          <w:rFonts w:ascii="Calibri" w:hAnsi="Calibri" w:cs="Calibri"/>
+          <w:lang w:val="en-US"/>
+        </w:rPr>
+        <w:t>CleanRawData</w:t>
+      </w:r>
+      <w:proofErr w:type="spellEnd"/>
+      <w:r>
+        <w:rPr>
+          <w:rFonts w:ascii="Calibri" w:hAnsi="Calibri" w:cs="Calibri"/>
+          <w:lang w:val="en-US"/>
+        </w:rPr>
+        <w:t xml:space="preserve"> decreases. </w:t>
+      </w:r>
+    </w:p>
+    <w:p>
+      <w:pPr>
+        <w:rPr>
+          <w:rFonts w:ascii="Calibri" w:hAnsi="Calibri" w:cs="Calibri"/>
+          <w:lang w:val="en-US"/>
+        </w:rPr>
+      </w:pPr>
+      <w:r>
+        <w:rPr>
+          <w:rFonts w:ascii="Calibri" w:hAnsi="Calibri" w:cs="Calibri"/>
+          <w:lang w:val="en-US"/>
+        </w:rPr>
+        <w:t xml:space="preserve">Now if we compare the ERP </w:t>
+      </w:r>
+      <w:proofErr w:type="gramStart"/>
+      <w:r>
+        <w:rPr>
+          <w:rFonts w:ascii="Calibri" w:hAnsi="Calibri" w:cs="Calibri"/>
+          <w:lang w:val="en-US"/>
+        </w:rPr>
+        <w:t>result,</w:t>
+      </w:r>
+      <w:proofErr w:type="gramEnd"/>
+      <w:r>
+        <w:rPr>
+          <w:rFonts w:ascii="Calibri" w:hAnsi="Calibri" w:cs="Calibri"/>
+          <w:lang w:val="en-US"/>
+        </w:rPr>
+        <w:t xml:space="preserve"> with the grand average across participants, we observed that the N170 peak are statistically identical with both methods: </w:t>
       </w:r>
     </w:p>
     <w:p>
@@ -4118,7 +5329,27 @@
           <w:szCs w:val="20"/>
           <w:lang w:val="en-US"/>
         </w:rPr>
-        <w:t xml:space="preserve">Black = interpolation after human visual inspection ; </w:t>
+        <w:t xml:space="preserve">Black = interpolation after human visual </w:t>
+      </w:r>
+      <w:proofErr w:type="gramStart"/>
+      <w:r>
+        <w:rPr>
+          <w:rFonts w:ascii="Calibri" w:hAnsi="Calibri" w:cs="Calibri"/>
+          <w:sz w:val="20"/>
+          <w:szCs w:val="20"/>
+          <w:lang w:val="en-US"/>
+        </w:rPr>
+        <w:t>inspection ;</w:t>
+      </w:r>
+      <w:proofErr w:type="gramEnd"/>
+      <w:r>
+        <w:rPr>
+          <w:rFonts w:ascii="Calibri" w:hAnsi="Calibri" w:cs="Calibri"/>
+          <w:sz w:val="20"/>
+          <w:szCs w:val="20"/>
+          <w:lang w:val="en-US"/>
+        </w:rPr>
+        <w:t xml:space="preserve"> </w:t>
       </w:r>
       <w:r>
         <w:rPr>
@@ -4128,30 +5359,74 @@
           <w:szCs w:val="20"/>
           <w:lang w:val="en-US"/>
         </w:rPr>
-        <w:t>Red = interpolation with channels flag by CleanEawData</w:t>
-      </w:r>
-    </w:p>
-    <w:p>
-      <w:pPr>
-        <w:rPr>
-          <w:rFonts w:ascii="Calibri" w:hAnsi="Calibri" w:cs="Calibri"/>
-          <w:lang w:val="en-US"/>
-        </w:rPr>
-      </w:pPr>
-    </w:p>
-    <w:p>
-      <w:pPr>
-        <w:rPr>
-          <w:rFonts w:ascii="Calibri" w:hAnsi="Calibri" w:cs="Calibri"/>
-          <w:lang w:val="en-US"/>
-        </w:rPr>
-      </w:pPr>
-      <w:r>
-        <w:rPr>
-          <w:rFonts w:ascii="Calibri" w:hAnsi="Calibri" w:cs="Calibri"/>
-          <w:lang w:val="en-US"/>
-        </w:rPr>
-        <w:t>So, despite the fact that significantly more channels are interpolated with CleanRawData, the results are the same as if you were to perform a visual inspection yourself in this case.</w:t>
+        <w:t xml:space="preserve">Red = interpolation with channels flag by </w:t>
+      </w:r>
+      <w:proofErr w:type="spellStart"/>
+      <w:r>
+        <w:rPr>
+          <w:rFonts w:ascii="Calibri" w:hAnsi="Calibri" w:cs="Calibri"/>
+          <w:color w:val="EE0000"/>
+          <w:sz w:val="20"/>
+          <w:szCs w:val="20"/>
+          <w:lang w:val="en-US"/>
+        </w:rPr>
+        <w:t>CleanEawData</w:t>
+      </w:r>
+      <w:proofErr w:type="spellEnd"/>
+    </w:p>
+    <w:p>
+      <w:pPr>
+        <w:rPr>
+          <w:rFonts w:ascii="Calibri" w:hAnsi="Calibri" w:cs="Calibri"/>
+          <w:lang w:val="en-US"/>
+        </w:rPr>
+      </w:pPr>
+    </w:p>
+    <w:p>
+      <w:pPr>
+        <w:rPr>
+          <w:rFonts w:ascii="Calibri" w:hAnsi="Calibri" w:cs="Calibri"/>
+          <w:lang w:val="en-US"/>
+        </w:rPr>
+      </w:pPr>
+      <w:r>
+        <w:rPr>
+          <w:rFonts w:ascii="Calibri" w:hAnsi="Calibri" w:cs="Calibri"/>
+          <w:lang w:val="en-US"/>
+        </w:rPr>
+        <w:t xml:space="preserve">So, </w:t>
+      </w:r>
+      <w:proofErr w:type="gramStart"/>
+      <w:r>
+        <w:rPr>
+          <w:rFonts w:ascii="Calibri" w:hAnsi="Calibri" w:cs="Calibri"/>
+          <w:lang w:val="en-US"/>
+        </w:rPr>
+        <w:t>despite the fact that</w:t>
+      </w:r>
+      <w:proofErr w:type="gramEnd"/>
+      <w:r>
+        <w:rPr>
+          <w:rFonts w:ascii="Calibri" w:hAnsi="Calibri" w:cs="Calibri"/>
+          <w:lang w:val="en-US"/>
+        </w:rPr>
+        <w:t xml:space="preserve"> significantly more channels are interpolated with </w:t>
+      </w:r>
+      <w:proofErr w:type="spellStart"/>
+      <w:r>
+        <w:rPr>
+          <w:rFonts w:ascii="Calibri" w:hAnsi="Calibri" w:cs="Calibri"/>
+          <w:lang w:val="en-US"/>
+        </w:rPr>
+        <w:t>CleanRawData</w:t>
+      </w:r>
+      <w:proofErr w:type="spellEnd"/>
+      <w:r>
+        <w:rPr>
+          <w:rFonts w:ascii="Calibri" w:hAnsi="Calibri" w:cs="Calibri"/>
+          <w:lang w:val="en-US"/>
+        </w:rPr>
+        <w:t>, the results are the same as if you were to perform a visual inspection yourself in this case.</w:t>
       </w:r>
       <w:r>
         <w:rPr>
@@ -4165,7 +5440,39 @@
           <w:rFonts w:ascii="Calibri" w:hAnsi="Calibri" w:cs="Calibri"/>
           <w:lang w:val="en-US"/>
         </w:rPr>
-        <w:t xml:space="preserve">Whether to trust the automatic flagging of bad channels with CleanRawData is a matter of personal choice. It saves a lot of time, and the final results seem to be OK. The drawback is that you remove a lot of acceptable EEG signals, replacing them with artificial mathematical reconstructions. </w:t>
+        <w:t xml:space="preserve">Whether to trust the automatic flagging of bad channels with </w:t>
+      </w:r>
+      <w:proofErr w:type="spellStart"/>
+      <w:r>
+        <w:rPr>
+          <w:rFonts w:ascii="Calibri" w:hAnsi="Calibri" w:cs="Calibri"/>
+          <w:lang w:val="en-US"/>
+        </w:rPr>
+        <w:t>CleanRawData</w:t>
+      </w:r>
+      <w:proofErr w:type="spellEnd"/>
+      <w:r>
+        <w:rPr>
+          <w:rFonts w:ascii="Calibri" w:hAnsi="Calibri" w:cs="Calibri"/>
+          <w:lang w:val="en-US"/>
+        </w:rPr>
+        <w:t xml:space="preserve"> is a matter of personal choice. It saves a lot of time, and the </w:t>
+      </w:r>
+      <w:proofErr w:type="gramStart"/>
+      <w:r>
+        <w:rPr>
+          <w:rFonts w:ascii="Calibri" w:hAnsi="Calibri" w:cs="Calibri"/>
+          <w:lang w:val="en-US"/>
+        </w:rPr>
+        <w:t>final results</w:t>
+      </w:r>
+      <w:proofErr w:type="gramEnd"/>
+      <w:r>
+        <w:rPr>
+          <w:rFonts w:ascii="Calibri" w:hAnsi="Calibri" w:cs="Calibri"/>
+          <w:lang w:val="en-US"/>
+        </w:rPr>
+        <w:t xml:space="preserve"> seem to be OK. The drawback is that you remove a lot of acceptable EEG signals, replacing them with artificial mathematical reconstructions. </w:t>
       </w:r>
     </w:p>
     <w:p>
